--- a/Day3/03-LM-Tf-modules.docx
+++ b/Day3/03-LM-Tf-modules.docx
@@ -41,11 +41,22 @@
         </w:numPr>
       </w:pPr>
       <w:r>
-        <w:t>And create “ec2-instance” folder  inside “module”</w:t>
-      </w:r>
-    </w:p>
-    <w:p>
-      <w:r>
+        <w:t xml:space="preserve">And create “ec2-instance” </w:t>
+      </w:r>
+      <w:proofErr w:type="gramStart"/>
+      <w:r>
+        <w:t>folder  inside</w:t>
+      </w:r>
+      <w:proofErr w:type="gramEnd"/>
+      <w:r>
+        <w:t xml:space="preserve"> “module”</w:t>
+      </w:r>
+    </w:p>
+    <w:p>
+      <w:r>
+        <w:rPr>
+          <w:noProof/>
+        </w:rPr>
         <w:drawing>
           <wp:inline distT="0" distB="0" distL="0" distR="0" wp14:anchorId="29EB2AD0" wp14:editId="3DD63C3D">
             <wp:extent cx="3314987" cy="929721"/>
@@ -251,8 +262,19 @@
           <w:i/>
           <w:iCs/>
         </w:rPr>
-        <w:t>" "main" {</w:t>
-      </w:r>
+        <w:t>" "</w:t>
+      </w:r>
+      <w:proofErr w:type="gramStart"/>
+      <w:r>
+        <w:rPr>
+          <w:b/>
+          <w:bCs/>
+          <w:i/>
+          <w:iCs/>
+        </w:rPr>
+        <w:t>main" {</w:t>
+      </w:r>
+      <w:proofErr w:type="gramEnd"/>
     </w:p>
     <w:p>
       <w:pPr>
@@ -294,14 +316,25 @@
         <w:t xml:space="preserve"> = </w:t>
       </w:r>
       <w:proofErr w:type="spellStart"/>
-      <w:r>
-        <w:rPr>
-          <w:b/>
-          <w:bCs/>
-          <w:i/>
-          <w:iCs/>
-        </w:rPr>
-        <w:t>var.region_ami_map</w:t>
+      <w:proofErr w:type="gramStart"/>
+      <w:r>
+        <w:rPr>
+          <w:b/>
+          <w:bCs/>
+          <w:i/>
+          <w:iCs/>
+        </w:rPr>
+        <w:t>var.region</w:t>
+      </w:r>
+      <w:proofErr w:type="gramEnd"/>
+      <w:r>
+        <w:rPr>
+          <w:b/>
+          <w:bCs/>
+          <w:i/>
+          <w:iCs/>
+        </w:rPr>
+        <w:t>_ami_map</w:t>
       </w:r>
       <w:proofErr w:type="spellEnd"/>
       <w:r>
@@ -311,7 +344,27 @@
           <w:i/>
           <w:iCs/>
         </w:rPr>
-        <w:t>[var.region-1]</w:t>
+        <w:t>[</w:t>
+      </w:r>
+      <w:proofErr w:type="gramStart"/>
+      <w:r>
+        <w:rPr>
+          <w:b/>
+          <w:bCs/>
+          <w:i/>
+          <w:iCs/>
+        </w:rPr>
+        <w:t>var.region</w:t>
+      </w:r>
+      <w:proofErr w:type="gramEnd"/>
+      <w:r>
+        <w:rPr>
+          <w:b/>
+          <w:bCs/>
+          <w:i/>
+          <w:iCs/>
+        </w:rPr>
+        <w:t>-1]</w:t>
       </w:r>
     </w:p>
     <w:p>
@@ -354,14 +407,25 @@
         <w:t xml:space="preserve"> = </w:t>
       </w:r>
       <w:proofErr w:type="spellStart"/>
-      <w:r>
-        <w:rPr>
-          <w:b/>
-          <w:bCs/>
-          <w:i/>
-          <w:iCs/>
-        </w:rPr>
-        <w:t>var.instance_type</w:t>
+      <w:proofErr w:type="gramStart"/>
+      <w:r>
+        <w:rPr>
+          <w:b/>
+          <w:bCs/>
+          <w:i/>
+          <w:iCs/>
+        </w:rPr>
+        <w:t>var.instance</w:t>
+      </w:r>
+      <w:proofErr w:type="gramEnd"/>
+      <w:r>
+        <w:rPr>
+          <w:b/>
+          <w:bCs/>
+          <w:i/>
+          <w:iCs/>
+        </w:rPr>
+        <w:t>_type</w:t>
       </w:r>
       <w:proofErr w:type="spellEnd"/>
     </w:p>
@@ -405,6 +469,7 @@
         <w:t xml:space="preserve"> = </w:t>
       </w:r>
       <w:proofErr w:type="spellStart"/>
+      <w:proofErr w:type="gramStart"/>
       <w:r>
         <w:rPr>
           <w:b/>
@@ -415,6 +480,7 @@
         <w:t>var.subnets</w:t>
       </w:r>
       <w:proofErr w:type="spellEnd"/>
+      <w:proofErr w:type="gramEnd"/>
       <w:r>
         <w:rPr>
           <w:b/>
@@ -425,6 +491,7 @@
         <w:t>[</w:t>
       </w:r>
       <w:proofErr w:type="spellStart"/>
+      <w:proofErr w:type="gramStart"/>
       <w:r>
         <w:rPr>
           <w:b/>
@@ -435,6 +502,7 @@
         <w:t>count.index</w:t>
       </w:r>
       <w:proofErr w:type="spellEnd"/>
+      <w:proofErr w:type="gramEnd"/>
       <w:r>
         <w:rPr>
           <w:b/>
@@ -667,7 +735,19 @@
           <w:szCs w:val="21"/>
           <w14:ligatures w14:val="none"/>
         </w:rPr>
-        <w:t>"region-1"</w:t>
+        <w:t>"region-</w:t>
+      </w:r>
+      <w:proofErr w:type="gramStart"/>
+      <w:r>
+        <w:rPr>
+          <w:rFonts w:ascii="Consolas" w:eastAsia="Times New Roman" w:hAnsi="Consolas" w:cs="Times New Roman"/>
+          <w:color w:val="CE9178"/>
+          <w:kern w:val="0"/>
+          <w:sz w:val="21"/>
+          <w:szCs w:val="21"/>
+          <w14:ligatures w14:val="none"/>
+        </w:rPr>
+        <w:t>1"</w:t>
       </w:r>
       <w:r>
         <w:rPr>
@@ -680,6 +760,7 @@
         </w:rPr>
         <w:t xml:space="preserve"> {</w:t>
       </w:r>
+      <w:proofErr w:type="gramEnd"/>
     </w:p>
     <w:p>
       <w:pPr>
@@ -715,7 +796,29 @@
           <w:szCs w:val="21"/>
           <w14:ligatures w14:val="none"/>
         </w:rPr>
-        <w:t>"ap-south-1"</w:t>
+        <w:t>"</w:t>
+      </w:r>
+      <w:r>
+        <w:rPr>
+          <w:rFonts w:ascii="Consolas" w:eastAsia="Times New Roman" w:hAnsi="Consolas" w:cs="Times New Roman"/>
+          <w:color w:val="CE9178"/>
+          <w:kern w:val="0"/>
+          <w:sz w:val="21"/>
+          <w:szCs w:val="21"/>
+          <w14:ligatures w14:val="none"/>
+        </w:rPr>
+        <w:t>us-west-1</w:t>
+      </w:r>
+      <w:r>
+        <w:rPr>
+          <w:rFonts w:ascii="Consolas" w:eastAsia="Times New Roman" w:hAnsi="Consolas" w:cs="Times New Roman"/>
+          <w:color w:val="CE9178"/>
+          <w:kern w:val="0"/>
+          <w:sz w:val="21"/>
+          <w:szCs w:val="21"/>
+          <w14:ligatures w14:val="none"/>
+        </w:rPr>
+        <w:t>"</w:t>
       </w:r>
     </w:p>
     <w:p>
@@ -778,7 +881,19 @@
           <w:szCs w:val="21"/>
           <w14:ligatures w14:val="none"/>
         </w:rPr>
-        <w:t>"env"</w:t>
+        <w:t>"</w:t>
+      </w:r>
+      <w:proofErr w:type="gramStart"/>
+      <w:r>
+        <w:rPr>
+          <w:rFonts w:ascii="Consolas" w:eastAsia="Times New Roman" w:hAnsi="Consolas" w:cs="Times New Roman"/>
+          <w:color w:val="CE9178"/>
+          <w:kern w:val="0"/>
+          <w:sz w:val="21"/>
+          <w:szCs w:val="21"/>
+          <w14:ligatures w14:val="none"/>
+        </w:rPr>
+        <w:t>env"</w:t>
       </w:r>
       <w:r>
         <w:rPr>
@@ -791,6 +906,7 @@
         </w:rPr>
         <w:t xml:space="preserve"> {}</w:t>
       </w:r>
+      <w:proofErr w:type="gramEnd"/>
     </w:p>
     <w:p>
       <w:pPr>
@@ -838,7 +954,19 @@
           <w:szCs w:val="21"/>
           <w14:ligatures w14:val="none"/>
         </w:rPr>
-        <w:t>num_of_vm</w:t>
+        <w:t>num_of_</w:t>
+      </w:r>
+      <w:proofErr w:type="gramStart"/>
+      <w:r>
+        <w:rPr>
+          <w:rFonts w:ascii="Consolas" w:eastAsia="Times New Roman" w:hAnsi="Consolas" w:cs="Times New Roman"/>
+          <w:color w:val="CE9178"/>
+          <w:kern w:val="0"/>
+          <w:sz w:val="21"/>
+          <w:szCs w:val="21"/>
+          <w14:ligatures w14:val="none"/>
+        </w:rPr>
+        <w:t>vm</w:t>
       </w:r>
       <w:proofErr w:type="spellEnd"/>
       <w:r>
@@ -863,6 +991,7 @@
         </w:rPr>
         <w:t xml:space="preserve"> {</w:t>
       </w:r>
+      <w:proofErr w:type="gramEnd"/>
     </w:p>
     <w:p>
       <w:pPr>
@@ -1220,7 +1349,19 @@
           <w:szCs w:val="21"/>
           <w14:ligatures w14:val="none"/>
         </w:rPr>
-        <w:t>instance_type</w:t>
+        <w:t>instance_</w:t>
+      </w:r>
+      <w:proofErr w:type="gramStart"/>
+      <w:r>
+        <w:rPr>
+          <w:rFonts w:ascii="Consolas" w:eastAsia="Times New Roman" w:hAnsi="Consolas" w:cs="Times New Roman"/>
+          <w:color w:val="CE9178"/>
+          <w:kern w:val="0"/>
+          <w:sz w:val="21"/>
+          <w:szCs w:val="21"/>
+          <w14:ligatures w14:val="none"/>
+        </w:rPr>
+        <w:t>type</w:t>
       </w:r>
       <w:proofErr w:type="spellEnd"/>
       <w:r>
@@ -1245,6 +1386,7 @@
         </w:rPr>
         <w:t xml:space="preserve"> {</w:t>
       </w:r>
+      <w:proofErr w:type="gramEnd"/>
     </w:p>
     <w:p>
       <w:pPr>
@@ -1332,7 +1474,31 @@
           <w:szCs w:val="21"/>
           <w14:ligatures w14:val="none"/>
         </w:rPr>
-        <w:t>    condition     = contains([</w:t>
+        <w:t xml:space="preserve">    condition     = </w:t>
+      </w:r>
+      <w:proofErr w:type="gramStart"/>
+      <w:r>
+        <w:rPr>
+          <w:rFonts w:ascii="Consolas" w:eastAsia="Times New Roman" w:hAnsi="Consolas" w:cs="Times New Roman"/>
+          <w:color w:val="D4D4D4"/>
+          <w:kern w:val="0"/>
+          <w:sz w:val="21"/>
+          <w:szCs w:val="21"/>
+          <w14:ligatures w14:val="none"/>
+        </w:rPr>
+        <w:t>contains(</w:t>
+      </w:r>
+      <w:proofErr w:type="gramEnd"/>
+      <w:r>
+        <w:rPr>
+          <w:rFonts w:ascii="Consolas" w:eastAsia="Times New Roman" w:hAnsi="Consolas" w:cs="Times New Roman"/>
+          <w:color w:val="D4D4D4"/>
+          <w:kern w:val="0"/>
+          <w:sz w:val="21"/>
+          <w:szCs w:val="21"/>
+          <w14:ligatures w14:val="none"/>
+        </w:rPr>
+        <w:t>[</w:t>
       </w:r>
       <w:r>
         <w:rPr>
@@ -1343,7 +1509,31 @@
           <w:szCs w:val="21"/>
           <w14:ligatures w14:val="none"/>
         </w:rPr>
-        <w:t>"t3.nano"</w:t>
+        <w:t>"t</w:t>
+      </w:r>
+      <w:proofErr w:type="gramStart"/>
+      <w:r>
+        <w:rPr>
+          <w:rFonts w:ascii="Consolas" w:eastAsia="Times New Roman" w:hAnsi="Consolas" w:cs="Times New Roman"/>
+          <w:color w:val="CE9178"/>
+          <w:kern w:val="0"/>
+          <w:sz w:val="21"/>
+          <w:szCs w:val="21"/>
+          <w14:ligatures w14:val="none"/>
+        </w:rPr>
+        <w:t>3.nano</w:t>
+      </w:r>
+      <w:proofErr w:type="gramEnd"/>
+      <w:r>
+        <w:rPr>
+          <w:rFonts w:ascii="Consolas" w:eastAsia="Times New Roman" w:hAnsi="Consolas" w:cs="Times New Roman"/>
+          <w:color w:val="CE9178"/>
+          <w:kern w:val="0"/>
+          <w:sz w:val="21"/>
+          <w:szCs w:val="21"/>
+          <w14:ligatures w14:val="none"/>
+        </w:rPr>
+        <w:t>"</w:t>
       </w:r>
       <w:r>
         <w:rPr>
@@ -1365,7 +1555,31 @@
           <w:szCs w:val="21"/>
           <w14:ligatures w14:val="none"/>
         </w:rPr>
-        <w:t>"t3.micro"</w:t>
+        <w:t>"t</w:t>
+      </w:r>
+      <w:proofErr w:type="gramStart"/>
+      <w:r>
+        <w:rPr>
+          <w:rFonts w:ascii="Consolas" w:eastAsia="Times New Roman" w:hAnsi="Consolas" w:cs="Times New Roman"/>
+          <w:color w:val="CE9178"/>
+          <w:kern w:val="0"/>
+          <w:sz w:val="21"/>
+          <w:szCs w:val="21"/>
+          <w14:ligatures w14:val="none"/>
+        </w:rPr>
+        <w:t>3.micro</w:t>
+      </w:r>
+      <w:proofErr w:type="gramEnd"/>
+      <w:r>
+        <w:rPr>
+          <w:rFonts w:ascii="Consolas" w:eastAsia="Times New Roman" w:hAnsi="Consolas" w:cs="Times New Roman"/>
+          <w:color w:val="CE9178"/>
+          <w:kern w:val="0"/>
+          <w:sz w:val="21"/>
+          <w:szCs w:val="21"/>
+          <w14:ligatures w14:val="none"/>
+        </w:rPr>
+        <w:t>"</w:t>
       </w:r>
       <w:r>
         <w:rPr>
@@ -1379,16 +1593,29 @@
         <w:t xml:space="preserve">], </w:t>
       </w:r>
       <w:proofErr w:type="spellStart"/>
-      <w:r>
-        <w:rPr>
-          <w:rFonts w:ascii="Consolas" w:eastAsia="Times New Roman" w:hAnsi="Consolas" w:cs="Times New Roman"/>
-          <w:color w:val="D4D4D4"/>
-          <w:kern w:val="0"/>
-          <w:sz w:val="21"/>
-          <w:szCs w:val="21"/>
-          <w14:ligatures w14:val="none"/>
-        </w:rPr>
-        <w:t>var.instance_type</w:t>
+      <w:proofErr w:type="gramStart"/>
+      <w:r>
+        <w:rPr>
+          <w:rFonts w:ascii="Consolas" w:eastAsia="Times New Roman" w:hAnsi="Consolas" w:cs="Times New Roman"/>
+          <w:color w:val="D4D4D4"/>
+          <w:kern w:val="0"/>
+          <w:sz w:val="21"/>
+          <w:szCs w:val="21"/>
+          <w14:ligatures w14:val="none"/>
+        </w:rPr>
+        <w:t>var.instance</w:t>
+      </w:r>
+      <w:proofErr w:type="gramEnd"/>
+      <w:r>
+        <w:rPr>
+          <w:rFonts w:ascii="Consolas" w:eastAsia="Times New Roman" w:hAnsi="Consolas" w:cs="Times New Roman"/>
+          <w:color w:val="D4D4D4"/>
+          <w:kern w:val="0"/>
+          <w:sz w:val="21"/>
+          <w:szCs w:val="21"/>
+          <w14:ligatures w14:val="none"/>
+        </w:rPr>
+        <w:t>_type</w:t>
       </w:r>
       <w:proofErr w:type="spellEnd"/>
       <w:r>
@@ -1461,7 +1688,55 @@
           <w:szCs w:val="21"/>
           <w14:ligatures w14:val="none"/>
         </w:rPr>
-        <w:t>"Only t3.nano or t3.micro are allowed."</w:t>
+        <w:t>"Only t</w:t>
+      </w:r>
+      <w:proofErr w:type="gramStart"/>
+      <w:r>
+        <w:rPr>
+          <w:rFonts w:ascii="Consolas" w:eastAsia="Times New Roman" w:hAnsi="Consolas" w:cs="Times New Roman"/>
+          <w:color w:val="CE9178"/>
+          <w:kern w:val="0"/>
+          <w:sz w:val="21"/>
+          <w:szCs w:val="21"/>
+          <w14:ligatures w14:val="none"/>
+        </w:rPr>
+        <w:t>3.nano</w:t>
+      </w:r>
+      <w:proofErr w:type="gramEnd"/>
+      <w:r>
+        <w:rPr>
+          <w:rFonts w:ascii="Consolas" w:eastAsia="Times New Roman" w:hAnsi="Consolas" w:cs="Times New Roman"/>
+          <w:color w:val="CE9178"/>
+          <w:kern w:val="0"/>
+          <w:sz w:val="21"/>
+          <w:szCs w:val="21"/>
+          <w14:ligatures w14:val="none"/>
+        </w:rPr>
+        <w:t xml:space="preserve"> or t</w:t>
+      </w:r>
+      <w:proofErr w:type="gramStart"/>
+      <w:r>
+        <w:rPr>
+          <w:rFonts w:ascii="Consolas" w:eastAsia="Times New Roman" w:hAnsi="Consolas" w:cs="Times New Roman"/>
+          <w:color w:val="CE9178"/>
+          <w:kern w:val="0"/>
+          <w:sz w:val="21"/>
+          <w:szCs w:val="21"/>
+          <w14:ligatures w14:val="none"/>
+        </w:rPr>
+        <w:t>3.micro</w:t>
+      </w:r>
+      <w:proofErr w:type="gramEnd"/>
+      <w:r>
+        <w:rPr>
+          <w:rFonts w:ascii="Consolas" w:eastAsia="Times New Roman" w:hAnsi="Consolas" w:cs="Times New Roman"/>
+          <w:color w:val="CE9178"/>
+          <w:kern w:val="0"/>
+          <w:sz w:val="21"/>
+          <w:szCs w:val="21"/>
+          <w14:ligatures w14:val="none"/>
+        </w:rPr>
+        <w:t xml:space="preserve"> are allowed."</w:t>
       </w:r>
     </w:p>
     <w:p>
@@ -1565,7 +1840,19 @@
           <w:szCs w:val="21"/>
           <w14:ligatures w14:val="none"/>
         </w:rPr>
-        <w:t>"subnets"</w:t>
+        <w:t>"</w:t>
+      </w:r>
+      <w:proofErr w:type="gramStart"/>
+      <w:r>
+        <w:rPr>
+          <w:rFonts w:ascii="Consolas" w:eastAsia="Times New Roman" w:hAnsi="Consolas" w:cs="Times New Roman"/>
+          <w:color w:val="CE9178"/>
+          <w:kern w:val="0"/>
+          <w:sz w:val="21"/>
+          <w:szCs w:val="21"/>
+          <w14:ligatures w14:val="none"/>
+        </w:rPr>
+        <w:t>subnets"</w:t>
       </w:r>
       <w:r>
         <w:rPr>
@@ -1578,6 +1865,7 @@
         </w:rPr>
         <w:t xml:space="preserve"> {</w:t>
       </w:r>
+      <w:proofErr w:type="gramEnd"/>
     </w:p>
     <w:p>
       <w:pPr>
@@ -1692,7 +1980,19 @@
           <w:szCs w:val="21"/>
           <w14:ligatures w14:val="none"/>
         </w:rPr>
-        <w:t>region_ami_map</w:t>
+        <w:t>region_ami_</w:t>
+      </w:r>
+      <w:proofErr w:type="gramStart"/>
+      <w:r>
+        <w:rPr>
+          <w:rFonts w:ascii="Consolas" w:eastAsia="Times New Roman" w:hAnsi="Consolas" w:cs="Times New Roman"/>
+          <w:color w:val="CE9178"/>
+          <w:kern w:val="0"/>
+          <w:sz w:val="21"/>
+          <w:szCs w:val="21"/>
+          <w14:ligatures w14:val="none"/>
+        </w:rPr>
+        <w:t>map</w:t>
       </w:r>
       <w:proofErr w:type="spellEnd"/>
       <w:r>
@@ -1717,6 +2017,7 @@
         </w:rPr>
         <w:t xml:space="preserve"> {</w:t>
       </w:r>
+      <w:proofErr w:type="gramEnd"/>
     </w:p>
     <w:p>
       <w:pPr>
@@ -1826,7 +2127,42 @@
           <w:szCs w:val="21"/>
           <w14:ligatures w14:val="none"/>
         </w:rPr>
-        <w:t>"ap-south-1"</w:t>
+        <w:t>"</w:t>
+      </w:r>
+      <w:proofErr w:type="gramStart"/>
+      <w:r>
+        <w:rPr>
+          <w:rFonts w:ascii="Consolas" w:eastAsia="Times New Roman" w:hAnsi="Consolas" w:cs="Times New Roman"/>
+          <w:color w:val="CE9178"/>
+          <w:kern w:val="0"/>
+          <w:sz w:val="21"/>
+          <w:szCs w:val="21"/>
+          <w14:ligatures w14:val="none"/>
+        </w:rPr>
+        <w:t>us</w:t>
+      </w:r>
+      <w:proofErr w:type="gramEnd"/>
+      <w:r>
+        <w:rPr>
+          <w:rFonts w:ascii="Consolas" w:eastAsia="Times New Roman" w:hAnsi="Consolas" w:cs="Times New Roman"/>
+          <w:color w:val="CE9178"/>
+          <w:kern w:val="0"/>
+          <w:sz w:val="21"/>
+          <w:szCs w:val="21"/>
+          <w14:ligatures w14:val="none"/>
+        </w:rPr>
+        <w:t>-west-1</w:t>
+      </w:r>
+      <w:r>
+        <w:rPr>
+          <w:rFonts w:ascii="Consolas" w:eastAsia="Times New Roman" w:hAnsi="Consolas" w:cs="Times New Roman"/>
+          <w:color w:val="CE9178"/>
+          <w:kern w:val="0"/>
+          <w:sz w:val="21"/>
+          <w:szCs w:val="21"/>
+          <w14:ligatures w14:val="none"/>
+        </w:rPr>
+        <w:t>"</w:t>
       </w:r>
       <w:r>
         <w:rPr>
@@ -1885,7 +2221,31 @@
           <w:szCs w:val="21"/>
           <w14:ligatures w14:val="none"/>
         </w:rPr>
-        <w:t>"us-east-1"</w:t>
+        <w:t>"</w:t>
+      </w:r>
+      <w:proofErr w:type="gramStart"/>
+      <w:r>
+        <w:rPr>
+          <w:rFonts w:ascii="Consolas" w:eastAsia="Times New Roman" w:hAnsi="Consolas" w:cs="Times New Roman"/>
+          <w:color w:val="CE9178"/>
+          <w:kern w:val="0"/>
+          <w:sz w:val="21"/>
+          <w:szCs w:val="21"/>
+          <w14:ligatures w14:val="none"/>
+        </w:rPr>
+        <w:t>us</w:t>
+      </w:r>
+      <w:proofErr w:type="gramEnd"/>
+      <w:r>
+        <w:rPr>
+          <w:rFonts w:ascii="Consolas" w:eastAsia="Times New Roman" w:hAnsi="Consolas" w:cs="Times New Roman"/>
+          <w:color w:val="CE9178"/>
+          <w:kern w:val="0"/>
+          <w:sz w:val="21"/>
+          <w:szCs w:val="21"/>
+          <w14:ligatures w14:val="none"/>
+        </w:rPr>
+        <w:t>-east-1"</w:t>
       </w:r>
       <w:r>
         <w:rPr>
@@ -2021,7 +2381,19 @@
           <w:szCs w:val="21"/>
           <w14:ligatures w14:val="none"/>
         </w:rPr>
-        <w:t>vm_priv_pips</w:t>
+        <w:t>vm_priv_</w:t>
+      </w:r>
+      <w:proofErr w:type="gramStart"/>
+      <w:r>
+        <w:rPr>
+          <w:rFonts w:ascii="Consolas" w:eastAsia="Times New Roman" w:hAnsi="Consolas" w:cs="Times New Roman"/>
+          <w:color w:val="CE9178"/>
+          <w:kern w:val="0"/>
+          <w:sz w:val="21"/>
+          <w:szCs w:val="21"/>
+          <w14:ligatures w14:val="none"/>
+        </w:rPr>
+        <w:t>pips</w:t>
       </w:r>
       <w:proofErr w:type="spellEnd"/>
       <w:r>
@@ -2046,6 +2418,7 @@
         </w:rPr>
         <w:t xml:space="preserve"> {</w:t>
       </w:r>
+      <w:proofErr w:type="gramEnd"/>
     </w:p>
     <w:p>
       <w:pPr>
@@ -2104,9 +2477,22 @@
           <w:szCs w:val="21"/>
           <w14:ligatures w14:val="none"/>
         </w:rPr>
-        <w:t>aws_instance.main</w:t>
+        <w:t>aws_</w:t>
+      </w:r>
+      <w:proofErr w:type="gramStart"/>
+      <w:r>
+        <w:rPr>
+          <w:rFonts w:ascii="Consolas" w:eastAsia="Times New Roman" w:hAnsi="Consolas" w:cs="Times New Roman"/>
+          <w:color w:val="D4D4D4"/>
+          <w:kern w:val="0"/>
+          <w:sz w:val="21"/>
+          <w:szCs w:val="21"/>
+          <w14:ligatures w14:val="none"/>
+        </w:rPr>
+        <w:t>instance.main</w:t>
       </w:r>
       <w:proofErr w:type="spellEnd"/>
+      <w:proofErr w:type="gramEnd"/>
       <w:r>
         <w:rPr>
           <w:rFonts w:ascii="Consolas" w:eastAsia="Times New Roman" w:hAnsi="Consolas" w:cs="Times New Roman"/>
@@ -2119,16 +2505,41 @@
         <w:t xml:space="preserve"> : </w:t>
       </w:r>
       <w:proofErr w:type="spellStart"/>
-      <w:r>
-        <w:rPr>
-          <w:rFonts w:ascii="Consolas" w:eastAsia="Times New Roman" w:hAnsi="Consolas" w:cs="Times New Roman"/>
-          <w:color w:val="D4D4D4"/>
-          <w:kern w:val="0"/>
-          <w:sz w:val="21"/>
-          <w:szCs w:val="21"/>
-          <w14:ligatures w14:val="none"/>
-        </w:rPr>
-        <w:t>vm.private_ip</w:t>
+      <w:proofErr w:type="gramStart"/>
+      <w:r>
+        <w:rPr>
+          <w:rFonts w:ascii="Consolas" w:eastAsia="Times New Roman" w:hAnsi="Consolas" w:cs="Times New Roman"/>
+          <w:color w:val="D4D4D4"/>
+          <w:kern w:val="0"/>
+          <w:sz w:val="21"/>
+          <w:szCs w:val="21"/>
+          <w14:ligatures w14:val="none"/>
+        </w:rPr>
+        <w:t>vm.private</w:t>
+      </w:r>
+      <w:proofErr w:type="gramEnd"/>
+      <w:r>
+        <w:rPr>
+          <w:rFonts w:ascii="Consolas" w:eastAsia="Times New Roman" w:hAnsi="Consolas" w:cs="Times New Roman"/>
+          <w:color w:val="D4D4D4"/>
+          <w:kern w:val="0"/>
+          <w:sz w:val="21"/>
+          <w:szCs w:val="21"/>
+          <w14:ligatures w14:val="none"/>
+        </w:rPr>
+        <w:t>_</w:t>
+      </w:r>
+      <w:proofErr w:type="gramStart"/>
+      <w:r>
+        <w:rPr>
+          <w:rFonts w:ascii="Consolas" w:eastAsia="Times New Roman" w:hAnsi="Consolas" w:cs="Times New Roman"/>
+          <w:color w:val="D4D4D4"/>
+          <w:kern w:val="0"/>
+          <w:sz w:val="21"/>
+          <w:szCs w:val="21"/>
+          <w14:ligatures w14:val="none"/>
+        </w:rPr>
+        <w:t>ip</w:t>
       </w:r>
       <w:proofErr w:type="spellEnd"/>
       <w:r>
@@ -2142,6 +2553,7 @@
         </w:rPr>
         <w:t xml:space="preserve"> ]</w:t>
       </w:r>
+      <w:proofErr w:type="gramEnd"/>
     </w:p>
     <w:p>
       <w:pPr>
@@ -2183,22 +2595,41 @@
         </w:numPr>
       </w:pPr>
       <w:r>
-        <w:t>Finally create the main.tf for running the parents code.</w:t>
-      </w:r>
-    </w:p>
-    <w:p>
-      <w:pPr>
-        <w:pStyle w:val="ListParagraph"/>
-      </w:pPr>
-      <w:r>
-        <w:t>The file has to be in the “lab1” folder.</w:t>
-      </w:r>
-    </w:p>
-    <w:p>
-      <w:pPr>
-        <w:pStyle w:val="ListParagraph"/>
-      </w:pPr>
-      <w:r>
+        <w:t xml:space="preserve">Finally create the main.tf for running the </w:t>
+      </w:r>
+      <w:proofErr w:type="gramStart"/>
+      <w:r>
+        <w:t>parents</w:t>
+      </w:r>
+      <w:proofErr w:type="gramEnd"/>
+      <w:r>
+        <w:t xml:space="preserve"> code.</w:t>
+      </w:r>
+    </w:p>
+    <w:p>
+      <w:pPr>
+        <w:pStyle w:val="ListParagraph"/>
+      </w:pPr>
+      <w:r>
+        <w:t xml:space="preserve">The file </w:t>
+      </w:r>
+      <w:proofErr w:type="gramStart"/>
+      <w:r>
+        <w:t>has to</w:t>
+      </w:r>
+      <w:proofErr w:type="gramEnd"/>
+      <w:r>
+        <w:t xml:space="preserve"> be in the “lab1” folder.</w:t>
+      </w:r>
+    </w:p>
+    <w:p>
+      <w:pPr>
+        <w:pStyle w:val="ListParagraph"/>
+      </w:pPr>
+      <w:r>
+        <w:rPr>
+          <w:noProof/>
+        </w:rPr>
         <w:drawing>
           <wp:inline distT="0" distB="0" distL="0" distR="0" wp14:anchorId="5FA66751" wp14:editId="0DD671EF">
             <wp:extent cx="3398815" cy="1463167"/>
@@ -2264,6 +2695,7 @@
         <w:t>provider "</w:t>
       </w:r>
       <w:proofErr w:type="spellStart"/>
+      <w:proofErr w:type="gramStart"/>
       <w:r>
         <w:rPr>
           <w:b/>
@@ -2283,25 +2715,44 @@
         </w:rPr>
         <w:t>" {</w:t>
       </w:r>
-    </w:p>
-    <w:p>
-      <w:pPr>
-        <w:pStyle w:val="ListParagraph"/>
-        <w:rPr>
-          <w:b/>
-          <w:bCs/>
-          <w:i/>
-          <w:iCs/>
-        </w:rPr>
-      </w:pPr>
-      <w:r>
-        <w:rPr>
-          <w:b/>
-          <w:bCs/>
-          <w:i/>
-          <w:iCs/>
-        </w:rPr>
-        <w:t>  region = "ap-south-1"</w:t>
+      <w:proofErr w:type="gramEnd"/>
+    </w:p>
+    <w:p>
+      <w:pPr>
+        <w:pStyle w:val="ListParagraph"/>
+        <w:rPr>
+          <w:b/>
+          <w:bCs/>
+          <w:i/>
+          <w:iCs/>
+        </w:rPr>
+      </w:pPr>
+      <w:r>
+        <w:rPr>
+          <w:b/>
+          <w:bCs/>
+          <w:i/>
+          <w:iCs/>
+        </w:rPr>
+        <w:t>  region = "</w:t>
+      </w:r>
+      <w:r>
+        <w:rPr>
+          <w:b/>
+          <w:bCs/>
+          <w:i/>
+          <w:iCs/>
+        </w:rPr>
+        <w:t>us-west-1</w:t>
+      </w:r>
+      <w:r>
+        <w:rPr>
+          <w:b/>
+          <w:bCs/>
+          <w:i/>
+          <w:iCs/>
+        </w:rPr>
+        <w:t>"</w:t>
       </w:r>
     </w:p>
     <w:p>
@@ -2352,47 +2803,96 @@
           <w:i/>
           <w:iCs/>
         </w:rPr>
-        <w:t>module "Vms_app1" {</w:t>
-      </w:r>
-    </w:p>
-    <w:p>
-      <w:pPr>
-        <w:pStyle w:val="ListParagraph"/>
-        <w:rPr>
-          <w:b/>
-          <w:bCs/>
-          <w:i/>
-          <w:iCs/>
-        </w:rPr>
-      </w:pPr>
-      <w:r>
-        <w:rPr>
-          <w:b/>
-          <w:bCs/>
-          <w:i/>
-          <w:iCs/>
-        </w:rPr>
-        <w:t>  source = "./module/ec2-instance"</w:t>
-      </w:r>
-    </w:p>
-    <w:p>
-      <w:pPr>
-        <w:pStyle w:val="ListParagraph"/>
-        <w:rPr>
-          <w:b/>
-          <w:bCs/>
-          <w:i/>
-          <w:iCs/>
-        </w:rPr>
-      </w:pPr>
-      <w:r>
-        <w:rPr>
-          <w:b/>
-          <w:bCs/>
-          <w:i/>
-          <w:iCs/>
-        </w:rPr>
-        <w:t>  region-1 = "ap-south-1"</w:t>
+        <w:t>module "Vms_</w:t>
+      </w:r>
+      <w:proofErr w:type="gramStart"/>
+      <w:r>
+        <w:rPr>
+          <w:b/>
+          <w:bCs/>
+          <w:i/>
+          <w:iCs/>
+        </w:rPr>
+        <w:t>app1" {</w:t>
+      </w:r>
+      <w:proofErr w:type="gramEnd"/>
+    </w:p>
+    <w:p>
+      <w:pPr>
+        <w:pStyle w:val="ListParagraph"/>
+        <w:rPr>
+          <w:b/>
+          <w:bCs/>
+          <w:i/>
+          <w:iCs/>
+        </w:rPr>
+      </w:pPr>
+      <w:r>
+        <w:rPr>
+          <w:b/>
+          <w:bCs/>
+          <w:i/>
+          <w:iCs/>
+        </w:rPr>
+        <w:t xml:space="preserve">  source = </w:t>
+      </w:r>
+      <w:proofErr w:type="gramStart"/>
+      <w:r>
+        <w:rPr>
+          <w:b/>
+          <w:bCs/>
+          <w:i/>
+          <w:iCs/>
+        </w:rPr>
+        <w:t>"./</w:t>
+      </w:r>
+      <w:proofErr w:type="gramEnd"/>
+      <w:r>
+        <w:rPr>
+          <w:b/>
+          <w:bCs/>
+          <w:i/>
+          <w:iCs/>
+        </w:rPr>
+        <w:t>module/ec2-instance"</w:t>
+      </w:r>
+    </w:p>
+    <w:p>
+      <w:pPr>
+        <w:pStyle w:val="ListParagraph"/>
+        <w:rPr>
+          <w:b/>
+          <w:bCs/>
+          <w:i/>
+          <w:iCs/>
+        </w:rPr>
+      </w:pPr>
+      <w:r>
+        <w:rPr>
+          <w:b/>
+          <w:bCs/>
+          <w:i/>
+          <w:iCs/>
+        </w:rPr>
+        <w:t>  region-1 = "</w:t>
+      </w:r>
+      <w:r>
+        <w:rPr>
+          <w:b/>
+          <w:bCs/>
+          <w:i/>
+          <w:iCs/>
+        </w:rPr>
+        <w:t>us-west-1</w:t>
+      </w:r>
+      <w:r>
+        <w:rPr>
+          <w:b/>
+          <w:bCs/>
+          <w:i/>
+          <w:iCs/>
+        </w:rPr>
+        <w:t>"</w:t>
       </w:r>
     </w:p>
     <w:p>
@@ -2432,27 +2932,83 @@
           <w:i/>
           <w:iCs/>
         </w:rPr>
-        <w:t xml:space="preserve"> = "t3.micro"</w:t>
-      </w:r>
-    </w:p>
-    <w:p>
-      <w:pPr>
-        <w:pStyle w:val="ListParagraph"/>
-        <w:rPr>
-          <w:b/>
-          <w:bCs/>
-          <w:i/>
-          <w:iCs/>
-        </w:rPr>
-      </w:pPr>
-      <w:r>
-        <w:rPr>
-          <w:b/>
-          <w:bCs/>
-          <w:i/>
-          <w:iCs/>
-        </w:rPr>
-        <w:t>  subnets = ["subnet-0a413d769fe98ba0b", "subnet-043f1f8151b681cca", "subnet-04f47a3252bdf06e6"]</w:t>
+        <w:t xml:space="preserve"> = "t</w:t>
+      </w:r>
+      <w:proofErr w:type="gramStart"/>
+      <w:r>
+        <w:rPr>
+          <w:b/>
+          <w:bCs/>
+          <w:i/>
+          <w:iCs/>
+        </w:rPr>
+        <w:t>3.micro</w:t>
+      </w:r>
+      <w:proofErr w:type="gramEnd"/>
+      <w:r>
+        <w:rPr>
+          <w:b/>
+          <w:bCs/>
+          <w:i/>
+          <w:iCs/>
+        </w:rPr>
+        <w:t>"</w:t>
+      </w:r>
+    </w:p>
+    <w:p>
+      <w:pPr>
+        <w:pStyle w:val="ListParagraph"/>
+        <w:rPr>
+          <w:b/>
+          <w:bCs/>
+          <w:i/>
+          <w:iCs/>
+        </w:rPr>
+      </w:pPr>
+      <w:r>
+        <w:rPr>
+          <w:b/>
+          <w:bCs/>
+          <w:i/>
+          <w:iCs/>
+        </w:rPr>
+        <w:t>  subnets = ["</w:t>
+      </w:r>
+      <w:r>
+        <w:rPr>
+          <w:b/>
+          <w:bCs/>
+          <w:i/>
+          <w:iCs/>
+        </w:rPr>
+        <w:t>subnet-084785ce11bb38827</w:t>
+      </w:r>
+      <w:r>
+        <w:rPr>
+          <w:b/>
+          <w:bCs/>
+          <w:i/>
+          <w:iCs/>
+        </w:rPr>
+        <w:t>", "</w:t>
+      </w:r>
+      <w:r>
+        <w:rPr>
+          <w:b/>
+          <w:bCs/>
+          <w:i/>
+          <w:iCs/>
+        </w:rPr>
+        <w:t>subnet-0e100c7e306c1812d</w:t>
+      </w:r>
+      <w:r>
+        <w:rPr>
+          <w:b/>
+          <w:bCs/>
+          <w:i/>
+          <w:iCs/>
+        </w:rPr>
+        <w:t>]</w:t>
       </w:r>
     </w:p>
     <w:p>
@@ -2563,8 +3119,19 @@
           <w:i/>
           <w:iCs/>
         </w:rPr>
-        <w:t>output "vm_private_ips01" {</w:t>
-      </w:r>
+        <w:t>output "vm_private_</w:t>
+      </w:r>
+      <w:proofErr w:type="gramStart"/>
+      <w:r>
+        <w:rPr>
+          <w:b/>
+          <w:bCs/>
+          <w:i/>
+          <w:iCs/>
+        </w:rPr>
+        <w:t>ips01" {</w:t>
+      </w:r>
+      <w:proofErr w:type="gramEnd"/>
     </w:p>
     <w:p>
       <w:pPr>
@@ -3346,6 +3913,7 @@
   <w:style w:type="character" w:default="1" w:styleId="DefaultParagraphFont">
     <w:name w:val="Default Paragraph Font"/>
     <w:uiPriority w:val="1"/>
+    <w:semiHidden/>
     <w:unhideWhenUsed/>
   </w:style>
   <w:style w:type="table" w:default="1" w:styleId="TableNormal">
@@ -3659,6 +4227,29 @@
       <w:spacing w:val="5"/>
     </w:rPr>
   </w:style>
+  <w:style w:type="character" w:styleId="Hyperlink">
+    <w:name w:val="Hyperlink"/>
+    <w:basedOn w:val="DefaultParagraphFont"/>
+    <w:uiPriority w:val="99"/>
+    <w:unhideWhenUsed/>
+    <w:rsid w:val="009A3830"/>
+    <w:rPr>
+      <w:color w:val="0563C1" w:themeColor="hyperlink"/>
+      <w:u w:val="single"/>
+    </w:rPr>
+  </w:style>
+  <w:style w:type="character" w:styleId="UnresolvedMention">
+    <w:name w:val="Unresolved Mention"/>
+    <w:basedOn w:val="DefaultParagraphFont"/>
+    <w:uiPriority w:val="99"/>
+    <w:semiHidden/>
+    <w:unhideWhenUsed/>
+    <w:rsid w:val="009A3830"/>
+    <w:rPr>
+      <w:color w:val="605E5C"/>
+      <w:shd w:val="clear" w:color="auto" w:fill="E1DFDD"/>
+    </w:rPr>
+  </w:style>
 </w:styles>
 </file>
 
